--- a/documents/Andrew_Gurry_Resume_Master.docx
+++ b/documents/Andrew_Gurry_Resume_Master.docx
@@ -27,7 +27,7 @@
           <w:color w:val="1F4E79"/>
           <w:sz w:val="20"/>
         </w:rPr>
-        <w:t>U.S. Army Master Sergeant | Brigade QA NCOIC | Inspector General &amp; Compliance | Process Automation | IT / Security+ Candidate</w:t>
+        <w:t>U.S. Army Master Sergeant | Knowledge Management Officer | Inspector General &amp; Compliance | Process Automation | IT / CompTIA A+ Certified</w:t>
       </w:r>
     </w:p>
     <w:p>
@@ -65,7 +65,7 @@
         <w:rPr>
           <w:sz w:val="19"/>
         </w:rPr>
-        <w:t>Senior Army leader with 25+ years of experience in operations, quality assurance, Inspector General functions, training management, logistics, maritime operations, deployment leadership, process improvement, and practical IT/process automation. Department of the Army Inspector General of the Year finalist and MBA graduate with a record of turning complex, recurring problems into clear systems: workflows, dashboards, trackers, SOPs, training programs, reporting tools, accreditation readiness products, and low-code automation. Seeking post-retirement opportunities in consulting, DoD Inspector General/oversight, operations, quality assurance, compliance, program analysis, IT support, automation, and military-support roles. Currently pursuing CompTIA A+ Core 2 and planning to earn Security+ before retirement; especially interested in programming, cybersecurity foundations, Microsoft 365, SharePoint, Power BI, Power Automate, and practical tools that help teams work better.</w:t>
+        <w:t>Senior Army leader with 25+ years of experience in operations, quality assurance, Inspector General functions, training management, logistics, maritime operations, deployment leadership, process improvement, and practical IT/process automation. Department of the Army Inspector General of the Year finalist and MBA graduate with a record of turning complex, recurring problems into clear systems: workflows, dashboards, trackers, SOPs, training programs, reporting tools, accreditation readiness products, and low-code automation. Seeking post-retirement opportunities in consulting, DoD Inspector General/oversight, operations, quality assurance, compliance, program analysis, IT support, automation, and military-support roles. CompTIA A+ certified and planning Microsoft PL-900, CompTIA Network+, and CompTIA Security+; especially interested in programming, cybersecurity foundations, Microsoft 365, SharePoint, Power BI, Power Automate, and practical tools that help teams work better.</w:t>
       </w:r>
     </w:p>
     <w:p>
@@ -145,7 +145,7 @@
                 <w:b/>
                 <w:sz w:val="17"/>
               </w:rPr>
-              <w:t>IT / Security+ / Programming Path</w:t>
+              <w:t>IT / Automation / Programming Path</w:t>
             </w:r>
           </w:p>
         </w:tc>
@@ -278,7 +278,7 @@
         <w:rPr>
           <w:sz w:val="18"/>
         </w:rPr>
-        <w:t>• Security+ goal before retirement; A+ Core 1 complete with score of 819; A+ Core 2 in progress</w:t>
+        <w:t>• CompTIA A+ certified; Microsoft PL-900, CompTIA Network+, and CompTIA Security+ planned</w:t>
       </w:r>
     </w:p>
     <w:p>
@@ -452,36 +452,27 @@
           <w:color w:val="1F4E79"/>
           <w:sz w:val="20"/>
         </w:rPr>
-        <w:t>Brigade Quality Assurance Evaluator NCOIC</w:t>
+        <w:t>Knowledge Management Officer | 1st Brigade (Multi-Functional Training), 95th Training Division / USAR Military Intelligence Center | Fort Huachuca, AZ | 2025-Present</w:t>
       </w:r>
-      <w:r>
-        <w:t xml:space="preserve"> | </w:t>
-      </w:r>
+      <w:r/>
       <w:r>
         <w:rPr>
           <w:b/>
           <w:sz w:val="19"/>
         </w:rPr>
-        <w:t>4th Brigade (MI), 102nd Training Division (MS) / USAR Military Intelligence Center</w:t>
       </w:r>
-      <w:r>
-        <w:t xml:space="preserve"> | </w:t>
-      </w:r>
+      <w:r/>
       <w:r>
         <w:rPr>
           <w:sz w:val="18"/>
         </w:rPr>
-        <w:t>Fort Huachuca, AZ</w:t>
       </w:r>
-      <w:r>
-        <w:t xml:space="preserve"> | </w:t>
-      </w:r>
+      <w:r/>
       <w:r>
         <w:rPr>
           <w:i/>
           <w:sz w:val="18"/>
         </w:rPr>
-        <w:t>2025-Present</w:t>
       </w:r>
     </w:p>
     <w:p>
@@ -1287,7 +1278,7 @@
         <w:rPr>
           <w:sz w:val="18"/>
         </w:rPr>
-        <w:t>• CompTIA A+ Core 1 passed with score of 819; currently studying for Core 2; goal to complete Security+ before retirement.</w:t>
+        <w:t>• CompTIA A+ certified; Microsoft PL-900, CompTIA Network+, and CompTIA Security+ planned.</w:t>
       </w:r>
     </w:p>
     <w:p>
@@ -1423,6 +1414,8 @@
       </w:r>
     </w:p>
     <w:sectPr>
+      <w:headerReference w:type="default" r:id="rId9"/>
+      <w:footerReference w:type="default" r:id="rId10"/>
       <w:pgSz w:w="12240" w:h="15840"/>
       <w:pgMar w:top="648" w:right="792" w:bottom="648" w:left="792" w:header="720" w:footer="720" w:gutter="0"/>
       <w:cols w:space="720"/>
@@ -1430,6 +1423,26 @@
     </w:sectPr>
   </w:body>
 </w:document>
+</file>
+
+<file path=word/footer1.xml><?xml version="1.0" encoding="utf-8"?>
+<w:ftr xmlns:m="http://schemas.openxmlformats.org/officeDocument/2006/math" xmlns:mc="http://schemas.openxmlformats.org/markup-compatibility/2006" xmlns:mo="http://schemas.microsoft.com/office/mac/office/2008/main" xmlns:mv="urn:schemas-microsoft-com:mac:vml" xmlns:o="urn:schemas-microsoft-com:office:office" xmlns:r="http://schemas.openxmlformats.org/officeDocument/2006/relationships" xmlns:v="urn:schemas-microsoft-com:vml" xmlns:w10="urn:schemas-microsoft-com:office:word" xmlns:w14="http://schemas.microsoft.com/office/word/2010/wordml" xmlns:w="http://schemas.openxmlformats.org/wordprocessingml/2006/main" xmlns:wne="http://schemas.microsoft.com/office/word/2006/wordml" xmlns:wp14="http://schemas.microsoft.com/office/word/2010/wordprocessingDrawing" xmlns:wp="http://schemas.openxmlformats.org/drawingml/2006/wordprocessingDrawing" xmlns:wpc="http://schemas.microsoft.com/office/word/2010/wordprocessingCanvas" xmlns:wpg="http://schemas.microsoft.com/office/word/2010/wordprocessingGroup" xmlns:wpi="http://schemas.microsoft.com/office/word/2010/wordprocessingInk" xmlns:wps="http://schemas.microsoft.com/office/word/2010/wordprocessingShape" mc:Ignorable="w14 wp14">
+  <w:p>
+    <w:pPr>
+      <w:pStyle w:val="Footer"/>
+    </w:pPr>
+  </w:p>
+</w:ftr>
+</file>
+
+<file path=word/header1.xml><?xml version="1.0" encoding="utf-8"?>
+<w:hdr xmlns:m="http://schemas.openxmlformats.org/officeDocument/2006/math" xmlns:mc="http://schemas.openxmlformats.org/markup-compatibility/2006" xmlns:mo="http://schemas.microsoft.com/office/mac/office/2008/main" xmlns:mv="urn:schemas-microsoft-com:mac:vml" xmlns:o="urn:schemas-microsoft-com:office:office" xmlns:r="http://schemas.openxmlformats.org/officeDocument/2006/relationships" xmlns:v="urn:schemas-microsoft-com:vml" xmlns:w10="urn:schemas-microsoft-com:office:word" xmlns:w14="http://schemas.microsoft.com/office/word/2010/wordml" xmlns:w="http://schemas.openxmlformats.org/wordprocessingml/2006/main" xmlns:wne="http://schemas.microsoft.com/office/word/2006/wordml" xmlns:wp14="http://schemas.microsoft.com/office/word/2010/wordprocessingDrawing" xmlns:wp="http://schemas.openxmlformats.org/drawingml/2006/wordprocessingDrawing" xmlns:wpc="http://schemas.microsoft.com/office/word/2010/wordprocessingCanvas" xmlns:wpg="http://schemas.microsoft.com/office/word/2010/wordprocessingGroup" xmlns:wpi="http://schemas.microsoft.com/office/word/2010/wordprocessingInk" xmlns:wps="http://schemas.microsoft.com/office/word/2010/wordprocessingShape" mc:Ignorable="w14 wp14">
+  <w:p>
+    <w:pPr>
+      <w:pStyle w:val="Header"/>
+    </w:pPr>
+  </w:p>
+</w:hdr>
 </file>
 
 <file path=word/numbering.xml><?xml version="1.0" encoding="utf-8"?>
